--- a/docs/火巡智策_3.1感知层与3.2理解层.docx
+++ b/docs/火巡智策_3.1感知层与3.2理解层.docx
@@ -179,6 +179,279 @@
           <w:color w:val="606060"/>
         </w:rPr>
         <w:t>【主图占位】VLM 火情结构化理解与可信输出链路（输入：图像序列+PWM-Net 结果+上一轮观察；理解：glm-4.6v-flash 与提示词 v4；守卫：JSON 解析→契约校验→禁止项过滤→一次修复重试；输出：火情/烟雾/趋势/人员/复核标记 + model/source/mode）</w:t>
+      </w:r>
+    </w:p>
+    <w:p>
+      <w:pPr>
+        <w:jc w:val="center"/>
+      </w:pPr>
+      <w:r>
+        <w:drawing>
+          <wp:inline xmlns:a="http://schemas.openxmlformats.org/drawingml/2006/main" xmlns:pic="http://schemas.openxmlformats.org/drawingml/2006/picture">
+            <wp:extent cx="5580000" cy="2289231"/>
+            <wp:docPr id="1" name="Picture 1"/>
+            <wp:cNvGraphicFramePr>
+              <a:graphicFrameLocks noChangeAspect="1"/>
+            </wp:cNvGraphicFramePr>
+            <a:graphic>
+              <a:graphicData uri="http://schemas.openxmlformats.org/drawingml/2006/picture">
+                <pic:pic>
+                  <pic:nvPicPr>
+                    <pic:cNvPr id="0" name="图3-1_PWM-Net检测流程与结果.png"/>
+                    <pic:cNvPicPr/>
+                  </pic:nvPicPr>
+                  <pic:blipFill>
+                    <a:blip r:embed="rId9"/>
+                    <a:stretch>
+                      <a:fillRect/>
+                    </a:stretch>
+                  </pic:blipFill>
+                  <pic:spPr>
+                    <a:xfrm>
+                      <a:off x="0" y="0"/>
+                      <a:ext cx="5580000" cy="2289231"/>
+                    </a:xfrm>
+                    <a:prstGeom prst="rect"/>
+                  </pic:spPr>
+                </pic:pic>
+              </a:graphicData>
+            </a:graphic>
+          </wp:inline>
+        </w:drawing>
+      </w:r>
+    </w:p>
+    <w:p>
+      <w:pPr>
+        <w:jc w:val="center"/>
+      </w:pPr>
+      <w:r>
+        <w:rPr>
+          <w:i/>
+          <w:color w:val="505050"/>
+          <w:sz w:val="19"/>
+        </w:rPr>
+        <w:t>图 3-1  PWM-Net 森林火灾航拍检测流程与结果</w:t>
+      </w:r>
+    </w:p>
+    <w:p>
+      <w:pPr>
+        <w:jc w:val="center"/>
+      </w:pPr>
+      <w:r>
+        <w:drawing>
+          <wp:inline xmlns:a="http://schemas.openxmlformats.org/drawingml/2006/main" xmlns:pic="http://schemas.openxmlformats.org/drawingml/2006/picture">
+            <wp:extent cx="4500000" cy="3182461"/>
+            <wp:docPr id="2" name="Picture 2"/>
+            <wp:cNvGraphicFramePr>
+              <a:graphicFrameLocks noChangeAspect="1"/>
+            </wp:cNvGraphicFramePr>
+            <a:graphic>
+              <a:graphicData uri="http://schemas.openxmlformats.org/drawingml/2006/picture">
+                <pic:pic>
+                  <pic:nvPicPr>
+                    <pic:cNvPr id="0" name="素材_检测样例_检测图.jpg"/>
+                    <pic:cNvPicPr/>
+                  </pic:nvPicPr>
+                  <pic:blipFill>
+                    <a:blip r:embed="rId10"/>
+                    <a:stretch>
+                      <a:fillRect/>
+                    </a:stretch>
+                  </pic:blipFill>
+                  <pic:spPr>
+                    <a:xfrm>
+                      <a:off x="0" y="0"/>
+                      <a:ext cx="4500000" cy="3182461"/>
+                    </a:xfrm>
+                    <a:prstGeom prst="rect"/>
+                  </pic:spPr>
+                </pic:pic>
+              </a:graphicData>
+            </a:graphic>
+          </wp:inline>
+        </w:drawing>
+      </w:r>
+    </w:p>
+    <w:p>
+      <w:pPr>
+        <w:jc w:val="center"/>
+      </w:pPr>
+      <w:r>
+        <w:rPr>
+          <w:i/>
+          <w:color w:val="505050"/>
+          <w:sz w:val="19"/>
+        </w:rPr>
+        <w:t>图 3-3  检测样例：原始航拍图与 PWM-YOLO 检测结果对照（本系统实测）</w:t>
+      </w:r>
+    </w:p>
+    <w:p>
+      <w:pPr>
+        <w:jc w:val="center"/>
+      </w:pPr>
+      <w:r>
+        <w:drawing>
+          <wp:inline xmlns:a="http://schemas.openxmlformats.org/drawingml/2006/main" xmlns:pic="http://schemas.openxmlformats.org/drawingml/2006/picture">
+            <wp:extent cx="5580000" cy="2270930"/>
+            <wp:docPr id="3" name="Picture 3"/>
+            <wp:cNvGraphicFramePr>
+              <a:graphicFrameLocks noChangeAspect="1"/>
+            </wp:cNvGraphicFramePr>
+            <a:graphic>
+              <a:graphicData uri="http://schemas.openxmlformats.org/drawingml/2006/picture">
+                <pic:pic>
+                  <pic:nvPicPr>
+                    <pic:cNvPr id="0" name="图3-2_VLM工程链路图.png"/>
+                    <pic:cNvPicPr/>
+                  </pic:nvPicPr>
+                  <pic:blipFill>
+                    <a:blip r:embed="rId11"/>
+                    <a:stretch>
+                      <a:fillRect/>
+                    </a:stretch>
+                  </pic:blipFill>
+                  <pic:spPr>
+                    <a:xfrm>
+                      <a:off x="0" y="0"/>
+                      <a:ext cx="5580000" cy="2270930"/>
+                    </a:xfrm>
+                    <a:prstGeom prst="rect"/>
+                  </pic:spPr>
+                </pic:pic>
+              </a:graphicData>
+            </a:graphic>
+          </wp:inline>
+        </w:drawing>
+      </w:r>
+    </w:p>
+    <w:p>
+      <w:pPr>
+        <w:jc w:val="center"/>
+      </w:pPr>
+      <w:r>
+        <w:rPr>
+          <w:i/>
+          <w:color w:val="505050"/>
+          <w:sz w:val="19"/>
+        </w:rPr>
+        <w:t>图 3-2  VLM 火情结构化理解与可信输出链路</w:t>
+      </w:r>
+    </w:p>
+    <w:p>
+      <w:pPr>
+        <w:pStyle w:val="Heading1"/>
+      </w:pPr>
+      <w:r>
+        <w:t>附：系统运行证据（可核验素材）</w:t>
+      </w:r>
+    </w:p>
+    <w:p>
+      <w:r>
+        <w:t>以下为演示系统真实运行截图，与本节内容互为印证：检测状态行实时显示本次调用的模型代号（pwm-yolo）、来源（local-yolo-service）与状态（real）；影像舞台叠加实时检测框（火焰 2 处、烟雾 1 处，含置信度标签）。</w:t>
+      </w:r>
+    </w:p>
+    <w:p>
+      <w:pPr>
+        <w:jc w:val="center"/>
+      </w:pPr>
+      <w:r>
+        <w:drawing>
+          <wp:inline xmlns:a="http://schemas.openxmlformats.org/drawingml/2006/main" xmlns:pic="http://schemas.openxmlformats.org/drawingml/2006/picture">
+            <wp:extent cx="5220000" cy="4778203"/>
+            <wp:docPr id="4" name="Picture 4"/>
+            <wp:cNvGraphicFramePr>
+              <a:graphicFrameLocks noChangeAspect="1"/>
+            </wp:cNvGraphicFramePr>
+            <a:graphic>
+              <a:graphicData uri="http://schemas.openxmlformats.org/drawingml/2006/picture">
+                <pic:pic>
+                  <pic:nvPicPr>
+                    <pic:cNvPr id="0" name="素材_前端_舞台检测框.png"/>
+                    <pic:cNvPicPr/>
+                  </pic:nvPicPr>
+                  <pic:blipFill>
+                    <a:blip r:embed="rId12"/>
+                    <a:stretch>
+                      <a:fillRect/>
+                    </a:stretch>
+                  </pic:blipFill>
+                  <pic:spPr>
+                    <a:xfrm>
+                      <a:off x="0" y="0"/>
+                      <a:ext cx="5220000" cy="4778203"/>
+                    </a:xfrm>
+                    <a:prstGeom prst="rect"/>
+                  </pic:spPr>
+                </pic:pic>
+              </a:graphicData>
+            </a:graphic>
+          </wp:inline>
+        </w:drawing>
+      </w:r>
+    </w:p>
+    <w:p>
+      <w:pPr>
+        <w:jc w:val="center"/>
+      </w:pPr>
+      <w:r>
+        <w:rPr>
+          <w:i/>
+          <w:color w:val="505050"/>
+          <w:sz w:val="19"/>
+        </w:rPr>
+        <w:t>附图 1  影像舞台 · PWM-YOLO 实时检测结果（火焰 2 / 烟雾 1，状态行显示 pwm-yolo 真实检测）</w:t>
+      </w:r>
+    </w:p>
+    <w:p>
+      <w:pPr>
+        <w:jc w:val="center"/>
+      </w:pPr>
+      <w:r>
+        <w:drawing>
+          <wp:inline xmlns:a="http://schemas.openxmlformats.org/drawingml/2006/main" xmlns:pic="http://schemas.openxmlformats.org/drawingml/2006/picture">
+            <wp:extent cx="4320000" cy="379582"/>
+            <wp:docPr id="5" name="Picture 5"/>
+            <wp:cNvGraphicFramePr>
+              <a:graphicFrameLocks noChangeAspect="1"/>
+            </wp:cNvGraphicFramePr>
+            <a:graphic>
+              <a:graphicData uri="http://schemas.openxmlformats.org/drawingml/2006/picture">
+                <pic:pic>
+                  <pic:nvPicPr>
+                    <pic:cNvPr id="0" name="素材_前端_detector_live.png"/>
+                    <pic:cNvPicPr/>
+                  </pic:nvPicPr>
+                  <pic:blipFill>
+                    <a:blip r:embed="rId13"/>
+                    <a:stretch>
+                      <a:fillRect/>
+                    </a:stretch>
+                  </pic:blipFill>
+                  <pic:spPr>
+                    <a:xfrm>
+                      <a:off x="0" y="0"/>
+                      <a:ext cx="4320000" cy="379582"/>
+                    </a:xfrm>
+                    <a:prstGeom prst="rect"/>
+                  </pic:spPr>
+                </pic:pic>
+              </a:graphicData>
+            </a:graphic>
+          </wp:inline>
+        </w:drawing>
+      </w:r>
+    </w:p>
+    <w:p>
+      <w:pPr>
+        <w:jc w:val="center"/>
+      </w:pPr>
+      <w:r>
+        <w:rPr>
+          <w:i/>
+          <w:color w:val="505050"/>
+          <w:sz w:val="19"/>
+        </w:rPr>
+        <w:t>附图 2  检测状态行：real · pwm-yolo · local-yolo-service</w:t>
       </w:r>
     </w:p>
     <w:sectPr>
